--- a/examples/08-comprehensive/output.docx
+++ b/examples/08-comprehensive/output.docx
@@ -1,6 +1,6 @@
 
 <file path=word/document.xml><?xml version="1.0" encoding="utf-8"?>
-<w:document xmlns:r="http://schemas.openxmlformats.org/officeDocument/2006/relationships" xmlns:w="http://schemas.openxmlformats.org/wordprocessingml/2006/main" xmlns:wp="http://schemas.openxmlformats.org/drawingml/2006/wordprocessingDrawing" xmlns:a="http://schemas.openxmlformats.org/drawingml/2006/main">
+<w:document xmlns:wp="http://schemas.openxmlformats.org/drawingml/2006/wordprocessingDrawing" xmlns:a="http://schemas.openxmlformats.org/drawingml/2006/main" xmlns:r="http://schemas.openxmlformats.org/officeDocument/2006/relationships" xmlns:w="http://schemas.openxmlformats.org/wordprocessingml/2006/main">
   <w:body>
     <w:p>
       <w:pPr>
@@ -100,6 +100,175 @@
         <w:t>Simple Grid Table</w:t>
       </w:r>
     </w:p>
+    <w:tbl>
+      <w:tblPr/>
+      <w:tblGrid>
+        <w:gridCol/>
+        <w:gridCol/>
+        <w:gridCol/>
+      </w:tblGrid>
+      <w:tr>
+        <w:tc>
+          <w:p>
+            <w:r>
+              <w:t>Feature</w:t>
+            </w:r>
+          </w:p>
+        </w:tc>
+        <w:tc>
+          <w:p>
+            <w:r>
+              <w:t>Status</w:t>
+            </w:r>
+          </w:p>
+        </w:tc>
+        <w:tc>
+          <w:p>
+            <w:r>
+              <w:t>Version</w:t>
+            </w:r>
+          </w:p>
+        </w:tc>
+      </w:tr>
+      <w:tr>
+        <w:tc>
+          <w:p>
+            <w:r>
+              <w:t>Paragraphs</w:t>
+            </w:r>
+          </w:p>
+        </w:tc>
+        <w:tc>
+          <w:p>
+            <w:r>
+              <w:t>Done</w:t>
+            </w:r>
+          </w:p>
+        </w:tc>
+        <w:tc>
+          <w:p>
+            <w:r>
+              <w:t>1.0</w:t>
+            </w:r>
+          </w:p>
+        </w:tc>
+      </w:tr>
+      <w:tr>
+        <w:tc>
+          <w:p>
+            <w:r>
+              <w:t>Tables</w:t>
+            </w:r>
+          </w:p>
+        </w:tc>
+        <w:tc>
+          <w:p>
+            <w:r>
+              <w:t>Done</w:t>
+            </w:r>
+          </w:p>
+        </w:tc>
+        <w:tc>
+          <w:p>
+            <w:r>
+              <w:t>1.0</w:t>
+            </w:r>
+          </w:p>
+        </w:tc>
+      </w:tr>
+      <w:tr>
+        <w:tc>
+          <w:p>
+            <w:r>
+              <w:t>Images</w:t>
+            </w:r>
+          </w:p>
+        </w:tc>
+        <w:tc>
+          <w:p>
+            <w:r>
+              <w:t>Done</w:t>
+            </w:r>
+          </w:p>
+        </w:tc>
+        <w:tc>
+          <w:p>
+            <w:r>
+              <w:t>1.0</w:t>
+            </w:r>
+          </w:p>
+        </w:tc>
+      </w:tr>
+      <w:tr>
+        <w:tc>
+          <w:p>
+            <w:r>
+              <w:t>Headers/Footers</w:t>
+            </w:r>
+          </w:p>
+        </w:tc>
+        <w:tc>
+          <w:p>
+            <w:r>
+              <w:t>Done</w:t>
+            </w:r>
+          </w:p>
+        </w:tc>
+        <w:tc>
+          <w:p>
+            <w:r>
+              <w:t>1.0</w:t>
+            </w:r>
+          </w:p>
+        </w:tc>
+      </w:tr>
+      <w:tr>
+        <w:tc>
+          <w:p>
+            <w:r>
+              <w:t>Lists</w:t>
+            </w:r>
+          </w:p>
+        </w:tc>
+        <w:tc>
+          <w:p>
+            <w:r>
+              <w:t>Done</w:t>
+            </w:r>
+          </w:p>
+        </w:tc>
+        <w:tc>
+          <w:p>
+            <w:r>
+              <w:t>1.0</w:t>
+            </w:r>
+          </w:p>
+        </w:tc>
+      </w:tr>
+      <w:tr>
+        <w:tc>
+          <w:p>
+            <w:r>
+              <w:t>Hyperlinks</w:t>
+            </w:r>
+          </w:p>
+        </w:tc>
+        <w:tc>
+          <w:p>
+            <w:r>
+              <w:t>Done</w:t>
+            </w:r>
+          </w:p>
+        </w:tc>
+        <w:tc>
+          <w:p>
+            <w:r>
+              <w:t>1.0</w:t>
+            </w:r>
+          </w:p>
+        </w:tc>
+      </w:tr>
+    </w:tbl>
     <w:p>
       <w:pPr>
         <w:pStyle w:val="Heading2"/>
@@ -108,6 +277,130 @@
         <w:t>Complex Builder Table</w:t>
       </w:r>
     </w:p>
+    <w:tbl>
+      <w:tblPr>
+        <w:tblStyle w:val="LightGridAccent1"/>
+        <w:tblW w:w="8000" w:type="dxa"/>
+        <w:tblBorders>
+          <w:top w:val="single" w:sz="8" w:color="2E75B6"/>
+          <w:bottom w:val="single" w:sz="8" w:color="2E75B6"/>
+        </w:tblBorders>
+      </w:tblPr>
+      <w:tblGrid/>
+      <w:tr>
+        <w:tc>
+          <w:tcPr>
+            <w:tcW w:w="2500" w:type="dxa"/>
+            <w:shd w:val="" w:fill="D9E2F3"/>
+          </w:tcPr>
+          <w:p>
+            <w:r>
+              <w:rPr>
+                <w:b w:val="true"/>
+              </w:rPr>
+              <w:t>Item</w:t>
+            </w:r>
+          </w:p>
+        </w:tc>
+        <w:tc>
+          <w:tcPr>
+            <w:tcW w:w="3500" w:type="dxa"/>
+            <w:shd w:val="" w:fill="D9E2F3"/>
+          </w:tcPr>
+          <w:p>
+            <w:r>
+              <w:rPr>
+                <w:b w:val="true"/>
+              </w:rPr>
+              <w:t>Description</w:t>
+            </w:r>
+          </w:p>
+        </w:tc>
+        <w:tc>
+          <w:tcPr>
+            <w:tcW w:w="1000" w:type="dxa"/>
+            <w:shd w:val="" w:fill="D9E2F3"/>
+          </w:tcPr>
+          <w:p>
+            <w:r>
+              <w:rPr>
+                <w:b w:val="true"/>
+              </w:rPr>
+              <w:t>Price</w:t>
+            </w:r>
+          </w:p>
+        </w:tc>
+      </w:tr>
+      <w:tr>
+        <w:tc>
+          <w:p>
+            <w:r>
+              <w:t>Widget</w:t>
+            </w:r>
+          </w:p>
+        </w:tc>
+        <w:tc>
+          <w:p>
+            <w:r>
+              <w:t>A useful widget with many features</w:t>
+            </w:r>
+          </w:p>
+        </w:tc>
+        <w:tc>
+          <w:p>
+            <w:r>
+              <w:t>$19.99</w:t>
+            </w:r>
+          </w:p>
+        </w:tc>
+      </w:tr>
+      <w:tr>
+        <w:tc>
+          <w:p>
+            <w:r>
+              <w:t>Gadget</w:t>
+            </w:r>
+          </w:p>
+        </w:tc>
+        <w:tc>
+          <w:p>
+            <w:r>
+              <w:t>Portable and lightweight</w:t>
+            </w:r>
+          </w:p>
+        </w:tc>
+        <w:tc>
+          <w:p>
+            <w:r>
+              <w:t>$24.99</w:t>
+            </w:r>
+          </w:p>
+        </w:tc>
+      </w:tr>
+      <w:tr>
+        <w:tc>
+          <w:p>
+            <w:r>
+              <w:t>Toolkit</w:t>
+            </w:r>
+          </w:p>
+        </w:tc>
+        <w:tc>
+          <w:p>
+            <w:r>
+              <w:t>Complete set of tools</w:t>
+            </w:r>
+          </w:p>
+        </w:tc>
+        <w:tc>
+          <w:p>
+            <w:r>
+              <w:t>$49.99</w:t>
+            </w:r>
+          </w:p>
+        </w:tc>
+      </w:tr>
+    </w:tbl>
     <w:p>
       <w:pPr>
         <w:pStyle w:val="Heading1"/>
@@ -360,299 +653,6 @@
         <w:t>This section uses landscape orientation with 0.5-inch margins. All page setup methods (SetOrientation, SetPaperSize, SetMargins) are chainable on Document.</w:t>
       </w:r>
     </w:p>
-    <w:tbl>
-      <w:tblPr/>
-      <w:tblGrid>
-        <w:gridCol/>
-        <w:gridCol/>
-        <w:gridCol/>
-      </w:tblGrid>
-      <w:tr>
-        <w:tc>
-          <w:p>
-            <w:r>
-              <w:t>Feature</w:t>
-            </w:r>
-          </w:p>
-        </w:tc>
-        <w:tc>
-          <w:p>
-            <w:r>
-              <w:t>Status</w:t>
-            </w:r>
-          </w:p>
-        </w:tc>
-        <w:tc>
-          <w:p>
-            <w:r>
-              <w:t>Version</w:t>
-            </w:r>
-          </w:p>
-        </w:tc>
-      </w:tr>
-      <w:tr>
-        <w:tc>
-          <w:p>
-            <w:r>
-              <w:t>Paragraphs</w:t>
-            </w:r>
-          </w:p>
-        </w:tc>
-        <w:tc>
-          <w:p>
-            <w:r>
-              <w:t>Done</w:t>
-            </w:r>
-          </w:p>
-        </w:tc>
-        <w:tc>
-          <w:p>
-            <w:r>
-              <w:t>1.0</w:t>
-            </w:r>
-          </w:p>
-        </w:tc>
-      </w:tr>
-      <w:tr>
-        <w:tc>
-          <w:p>
-            <w:r>
-              <w:t>Tables</w:t>
-            </w:r>
-          </w:p>
-        </w:tc>
-        <w:tc>
-          <w:p>
-            <w:r>
-              <w:t>Done</w:t>
-            </w:r>
-          </w:p>
-        </w:tc>
-        <w:tc>
-          <w:p>
-            <w:r>
-              <w:t>1.0</w:t>
-            </w:r>
-          </w:p>
-        </w:tc>
-      </w:tr>
-      <w:tr>
-        <w:tc>
-          <w:p>
-            <w:r>
-              <w:t>Images</w:t>
-            </w:r>
-          </w:p>
-        </w:tc>
-        <w:tc>
-          <w:p>
-            <w:r>
-              <w:t>Done</w:t>
-            </w:r>
-          </w:p>
-        </w:tc>
-        <w:tc>
-          <w:p>
-            <w:r>
-              <w:t>1.0</w:t>
-            </w:r>
-          </w:p>
-        </w:tc>
-      </w:tr>
-      <w:tr>
-        <w:tc>
-          <w:p>
-            <w:r>
-              <w:t>Headers/Footers</w:t>
-            </w:r>
-          </w:p>
-        </w:tc>
-        <w:tc>
-          <w:p>
-            <w:r>
-              <w:t>Done</w:t>
-            </w:r>
-          </w:p>
-        </w:tc>
-        <w:tc>
-          <w:p>
-            <w:r>
-              <w:t>1.0</w:t>
-            </w:r>
-          </w:p>
-        </w:tc>
-      </w:tr>
-      <w:tr>
-        <w:tc>
-          <w:p>
-            <w:r>
-              <w:t>Lists</w:t>
-            </w:r>
-          </w:p>
-        </w:tc>
-        <w:tc>
-          <w:p>
-            <w:r>
-              <w:t>Done</w:t>
-            </w:r>
-          </w:p>
-        </w:tc>
-        <w:tc>
-          <w:p>
-            <w:r>
-              <w:t>1.0</w:t>
-            </w:r>
-          </w:p>
-        </w:tc>
-      </w:tr>
-      <w:tr>
-        <w:tc>
-          <w:p>
-            <w:r>
-              <w:t>Hyperlinks</w:t>
-            </w:r>
-          </w:p>
-        </w:tc>
-        <w:tc>
-          <w:p>
-            <w:r>
-              <w:t>Done</w:t>
-            </w:r>
-          </w:p>
-        </w:tc>
-        <w:tc>
-          <w:p>
-            <w:r>
-              <w:t>1.0</w:t>
-            </w:r>
-          </w:p>
-        </w:tc>
-      </w:tr>
-    </w:tbl>
-    <w:tbl>
-      <w:tblPr>
-        <w:tblStyle w:val="LightGridAccent1"/>
-        <w:tblW w:w="8000" w:type="dxa"/>
-        <w:tblBorders>
-          <w:top w:val="single" w:sz="8" w:color="2E75B6"/>
-          <w:bottom w:val="single" w:sz="8" w:color="2E75B6"/>
-        </w:tblBorders>
-      </w:tblPr>
-      <w:tblGrid/>
-      <w:tr>
-        <w:tc>
-          <w:tcPr>
-            <w:tcW w:w="2500" w:type="dxa"/>
-            <w:shd w:val="" w:fill="D9E2F3"/>
-          </w:tcPr>
-          <w:p>
-            <w:r>
-              <w:rPr>
-                <w:b w:val="true"/>
-              </w:rPr>
-              <w:t>Item</w:t>
-            </w:r>
-          </w:p>
-        </w:tc>
-        <w:tc>
-          <w:tcPr>
-            <w:tcW w:w="3500" w:type="dxa"/>
-            <w:shd w:val="" w:fill="D9E2F3"/>
-          </w:tcPr>
-          <w:p>
-            <w:r>
-              <w:rPr>
-                <w:b w:val="true"/>
-              </w:rPr>
-              <w:t>Description</w:t>
-            </w:r>
-          </w:p>
-        </w:tc>
-        <w:tc>
-          <w:tcPr>
-            <w:tcW w:w="1000" w:type="dxa"/>
-            <w:shd w:val="" w:fill="D9E2F3"/>
-          </w:tcPr>
-          <w:p>
-            <w:r>
-              <w:rPr>
-                <w:b w:val="true"/>
-              </w:rPr>
-              <w:t>Price</w:t>
-            </w:r>
-          </w:p>
-        </w:tc>
-      </w:tr>
-      <w:tr>
-        <w:tc>
-          <w:p>
-            <w:r>
-              <w:t>Widget</w:t>
-            </w:r>
-          </w:p>
-        </w:tc>
-        <w:tc>
-          <w:p>
-            <w:r>
-              <w:t>A useful widget with many features</w:t>
-            </w:r>
-          </w:p>
-        </w:tc>
-        <w:tc>
-          <w:p>
-            <w:r>
-              <w:t>$19.99</w:t>
-            </w:r>
-          </w:p>
-        </w:tc>
-      </w:tr>
-      <w:tr>
-        <w:tc>
-          <w:p>
-            <w:r>
-              <w:t>Gadget</w:t>
-            </w:r>
-          </w:p>
-        </w:tc>
-        <w:tc>
-          <w:p>
-            <w:r>
-              <w:t>Portable and lightweight</w:t>
-            </w:r>
-          </w:p>
-        </w:tc>
-        <w:tc>
-          <w:p>
-            <w:r>
-              <w:t>$24.99</w:t>
-            </w:r>
-          </w:p>
-        </w:tc>
-      </w:tr>
-      <w:tr>
-        <w:tc>
-          <w:p>
-            <w:r>
-              <w:t>Toolkit</w:t>
-            </w:r>
-          </w:p>
-        </w:tc>
-        <w:tc>
-          <w:p>
-            <w:r>
-              <w:t>Complete set of tools</w:t>
-            </w:r>
-          </w:p>
-        </w:tc>
-        <w:tc>
-          <w:p>
-            <w:r>
-              <w:t>$49.99</w:t>
-            </w:r>
-          </w:p>
-        </w:tc>
-      </w:tr>
-    </w:tbl>
     <w:sectPr>
       <w:pgSz w:w="15840" w:h="12240"/>
       <w:pgMar w:top="720" w:right="720" w:bottom="720" w:left="720"/>
@@ -1191,15 +1191,15 @@
     <w:lsdException w:name="Smart Hyperlink" w:semiHidden="1" w:unhideWhenUsed="1"/>
     <w:lsdException w:name="Smart Link" w:semiHidden="1" w:unhideWhenUsed="1"/>
   </w:latentStyles>
-  <w:style w:type="paragraph" w:default="1" w:styleId="Normale">
+  <w:style w:type="paragraph" w:default="1" w:styleId="Normal">
     <w:name w:val="Normal"/>
     <w:qFormat/>
   </w:style>
-  <w:style w:type="paragraph" w:styleId="Titolo1">
+  <w:style w:type="paragraph" w:styleId="Heading1">
     <w:name w:val="heading 1"/>
-    <w:basedOn w:val="Normale"/>
-    <w:next w:val="Normale"/>
-    <w:link w:val="Titolo1Carattere"/>
+    <w:basedOn w:val="Normal"/>
+    <w:next w:val="Normal"/>
+    <w:link w:val="Heading1Char"/>
     <w:uiPriority w:val="9"/>
     <w:qFormat/>
     <w:rsid w:val="001573D8"/>
@@ -1216,11 +1216,11 @@
       <w:szCs w:val="40"/>
     </w:rPr>
   </w:style>
-  <w:style w:type="paragraph" w:styleId="Titolo2">
+  <w:style w:type="paragraph" w:styleId="Heading2">
     <w:name w:val="heading 2"/>
-    <w:basedOn w:val="Normale"/>
-    <w:next w:val="Normale"/>
-    <w:link w:val="Titolo2Carattere"/>
+    <w:basedOn w:val="Normal"/>
+    <w:next w:val="Normal"/>
+    <w:link w:val="Heading2Char"/>
     <w:uiPriority w:val="9"/>
     <w:semiHidden/>
     <w:unhideWhenUsed/>
@@ -1239,11 +1239,11 @@
       <w:szCs w:val="32"/>
     </w:rPr>
   </w:style>
-  <w:style w:type="paragraph" w:styleId="Titolo3">
+  <w:style w:type="paragraph" w:styleId="Heading3">
     <w:name w:val="heading 3"/>
-    <w:basedOn w:val="Normale"/>
-    <w:next w:val="Normale"/>
-    <w:link w:val="Titolo3Carattere"/>
+    <w:basedOn w:val="Normal"/>
+    <w:next w:val="Normal"/>
+    <w:link w:val="Heading3Char"/>
     <w:uiPriority w:val="9"/>
     <w:semiHidden/>
     <w:unhideWhenUsed/>
@@ -1262,11 +1262,11 @@
       <w:szCs w:val="28"/>
     </w:rPr>
   </w:style>
-  <w:style w:type="paragraph" w:styleId="Titolo4">
+  <w:style w:type="paragraph" w:styleId="Heading4">
     <w:name w:val="heading 4"/>
-    <w:basedOn w:val="Normale"/>
-    <w:next w:val="Normale"/>
-    <w:link w:val="Titolo4Carattere"/>
+    <w:basedOn w:val="Normal"/>
+    <w:next w:val="Normal"/>
+    <w:link w:val="Heading4Char"/>
     <w:uiPriority w:val="9"/>
     <w:semiHidden/>
     <w:unhideWhenUsed/>
@@ -1285,11 +1285,11 @@
       <w:color w:val="0F4761" w:themeColor="accent1" w:themeShade="BF"/>
     </w:rPr>
   </w:style>
-  <w:style w:type="paragraph" w:styleId="Titolo5">
+  <w:style w:type="paragraph" w:styleId="Heading5">
     <w:name w:val="heading 5"/>
-    <w:basedOn w:val="Normale"/>
-    <w:next w:val="Normale"/>
-    <w:link w:val="Titolo5Carattere"/>
+    <w:basedOn w:val="Normal"/>
+    <w:next w:val="Normal"/>
+    <w:link w:val="Heading5Char"/>
     <w:uiPriority w:val="9"/>
     <w:semiHidden/>
     <w:unhideWhenUsed/>
@@ -1306,11 +1306,11 @@
       <w:color w:val="0F4761" w:themeColor="accent1" w:themeShade="BF"/>
     </w:rPr>
   </w:style>
-  <w:style w:type="paragraph" w:styleId="Titolo6">
+  <w:style w:type="paragraph" w:styleId="Heading6">
     <w:name w:val="heading 6"/>
-    <w:basedOn w:val="Normale"/>
-    <w:next w:val="Normale"/>
-    <w:link w:val="Titolo6Carattere"/>
+    <w:basedOn w:val="Normal"/>
+    <w:next w:val="Normal"/>
+    <w:link w:val="Heading6Char"/>
     <w:uiPriority w:val="9"/>
     <w:semiHidden/>
     <w:unhideWhenUsed/>
@@ -1329,11 +1329,11 @@
       <w:color w:val="595959" w:themeColor="text1" w:themeTint="A6"/>
     </w:rPr>
   </w:style>
-  <w:style w:type="paragraph" w:styleId="Titolo7">
+  <w:style w:type="paragraph" w:styleId="Heading7">
     <w:name w:val="heading 7"/>
-    <w:basedOn w:val="Normale"/>
-    <w:next w:val="Normale"/>
-    <w:link w:val="Titolo7Carattere"/>
+    <w:basedOn w:val="Normal"/>
+    <w:next w:val="Normal"/>
+    <w:link w:val="Heading7Char"/>
     <w:uiPriority w:val="9"/>
     <w:semiHidden/>
     <w:unhideWhenUsed/>
@@ -1350,11 +1350,11 @@
       <w:color w:val="595959" w:themeColor="text1" w:themeTint="A6"/>
     </w:rPr>
   </w:style>
-  <w:style w:type="paragraph" w:styleId="Titolo8">
+  <w:style w:type="paragraph" w:styleId="Heading8">
     <w:name w:val="heading 8"/>
-    <w:basedOn w:val="Normale"/>
-    <w:next w:val="Normale"/>
-    <w:link w:val="Titolo8Carattere"/>
+    <w:basedOn w:val="Normal"/>
+    <w:next w:val="Normal"/>
+    <w:link w:val="Heading8Char"/>
     <w:uiPriority w:val="9"/>
     <w:semiHidden/>
     <w:unhideWhenUsed/>
@@ -1372,11 +1372,11 @@
       <w:color w:val="272727" w:themeColor="text1" w:themeTint="D8"/>
     </w:rPr>
   </w:style>
-  <w:style w:type="paragraph" w:styleId="Titolo9">
+  <w:style w:type="paragraph" w:styleId="Heading9">
     <w:name w:val="heading 9"/>
-    <w:basedOn w:val="Normale"/>
-    <w:next w:val="Normale"/>
-    <w:link w:val="Titolo9Carattere"/>
+    <w:basedOn w:val="Normal"/>
+    <w:next w:val="Normal"/>
+    <w:link w:val="Heading9Char"/>
     <w:uiPriority w:val="9"/>
     <w:semiHidden/>
     <w:unhideWhenUsed/>
@@ -1392,13 +1392,13 @@
       <w:color w:val="272727" w:themeColor="text1" w:themeTint="D8"/>
     </w:rPr>
   </w:style>
-  <w:style w:type="character" w:default="1" w:styleId="Carpredefinitoparagrafo">
+  <w:style w:type="character" w:default="1" w:styleId="DefaultParagraphFont">
     <w:name w:val="Default Paragraph Font"/>
     <w:uiPriority w:val="1"/>
     <w:semiHidden/>
     <w:unhideWhenUsed/>
   </w:style>
-  <w:style w:type="table" w:default="1" w:styleId="Tabellanormale">
+  <w:style w:type="table" w:default="1" w:styleId="TableNormal">
     <w:name w:val="Normal Table"/>
     <w:uiPriority w:val="99"/>
     <w:semiHidden/>
@@ -1413,16 +1413,16 @@
       </w:tblCellMar>
     </w:tblPr>
   </w:style>
-  <w:style w:type="numbering" w:default="1" w:styleId="Nessunelenco">
+  <w:style w:type="numbering" w:default="1" w:styleId="NoList">
     <w:name w:val="No List"/>
     <w:uiPriority w:val="99"/>
     <w:semiHidden/>
     <w:unhideWhenUsed/>
   </w:style>
-  <w:style w:type="character" w:customStyle="1" w:styleId="Titolo1Carattere">
+  <w:style w:type="character" w:customStyle="1" w:styleId="Heading1Char">
     <w:name w:val="Titolo 1 Carattere"/>
-    <w:basedOn w:val="Carpredefinitoparagrafo"/>
-    <w:link w:val="Titolo1"/>
+    <w:basedOn w:val="DefaultParagraphFont"/>
+    <w:link w:val="Heading1"/>
     <w:uiPriority w:val="9"/>
     <w:rsid w:val="001573D8"/>
     <w:rPr>
@@ -1432,10 +1432,10 @@
       <w:szCs w:val="40"/>
     </w:rPr>
   </w:style>
-  <w:style w:type="character" w:customStyle="1" w:styleId="Titolo2Carattere">
+  <w:style w:type="character" w:customStyle="1" w:styleId="Heading2Char">
     <w:name w:val="Titolo 2 Carattere"/>
-    <w:basedOn w:val="Carpredefinitoparagrafo"/>
-    <w:link w:val="Titolo2"/>
+    <w:basedOn w:val="DefaultParagraphFont"/>
+    <w:link w:val="Heading2"/>
     <w:uiPriority w:val="9"/>
     <w:semiHidden/>
     <w:rsid w:val="001573D8"/>
@@ -1446,10 +1446,10 @@
       <w:szCs w:val="32"/>
     </w:rPr>
   </w:style>
-  <w:style w:type="character" w:customStyle="1" w:styleId="Titolo3Carattere">
+  <w:style w:type="character" w:customStyle="1" w:styleId="Heading3Char">
     <w:name w:val="Titolo 3 Carattere"/>
-    <w:basedOn w:val="Carpredefinitoparagrafo"/>
-    <w:link w:val="Titolo3"/>
+    <w:basedOn w:val="DefaultParagraphFont"/>
+    <w:link w:val="Heading3"/>
     <w:uiPriority w:val="9"/>
     <w:semiHidden/>
     <w:rsid w:val="001573D8"/>
@@ -1460,10 +1460,10 @@
       <w:szCs w:val="28"/>
     </w:rPr>
   </w:style>
-  <w:style w:type="character" w:customStyle="1" w:styleId="Titolo4Carattere">
+  <w:style w:type="character" w:customStyle="1" w:styleId="Heading4Char">
     <w:name w:val="Titolo 4 Carattere"/>
-    <w:basedOn w:val="Carpredefinitoparagrafo"/>
-    <w:link w:val="Titolo4"/>
+    <w:basedOn w:val="DefaultParagraphFont"/>
+    <w:link w:val="Heading4"/>
     <w:uiPriority w:val="9"/>
     <w:semiHidden/>
     <w:rsid w:val="001573D8"/>
@@ -1474,10 +1474,10 @@
       <w:color w:val="0F4761" w:themeColor="accent1" w:themeShade="BF"/>
     </w:rPr>
   </w:style>
-  <w:style w:type="character" w:customStyle="1" w:styleId="Titolo5Carattere">
+  <w:style w:type="character" w:customStyle="1" w:styleId="Heading5Char">
     <w:name w:val="Titolo 5 Carattere"/>
-    <w:basedOn w:val="Carpredefinitoparagrafo"/>
-    <w:link w:val="Titolo5"/>
+    <w:basedOn w:val="DefaultParagraphFont"/>
+    <w:link w:val="Heading5"/>
     <w:uiPriority w:val="9"/>
     <w:semiHidden/>
     <w:rsid w:val="001573D8"/>
@@ -1486,10 +1486,10 @@
       <w:color w:val="0F4761" w:themeColor="accent1" w:themeShade="BF"/>
     </w:rPr>
   </w:style>
-  <w:style w:type="character" w:customStyle="1" w:styleId="Titolo6Carattere">
+  <w:style w:type="character" w:customStyle="1" w:styleId="Heading6Char">
     <w:name w:val="Titolo 6 Carattere"/>
-    <w:basedOn w:val="Carpredefinitoparagrafo"/>
-    <w:link w:val="Titolo6"/>
+    <w:basedOn w:val="DefaultParagraphFont"/>
+    <w:link w:val="Heading6"/>
     <w:uiPriority w:val="9"/>
     <w:semiHidden/>
     <w:rsid w:val="001573D8"/>
@@ -1500,10 +1500,10 @@
       <w:color w:val="595959" w:themeColor="text1" w:themeTint="A6"/>
     </w:rPr>
   </w:style>
-  <w:style w:type="character" w:customStyle="1" w:styleId="Titolo7Carattere">
+  <w:style w:type="character" w:customStyle="1" w:styleId="Heading7Char">
     <w:name w:val="Titolo 7 Carattere"/>
-    <w:basedOn w:val="Carpredefinitoparagrafo"/>
-    <w:link w:val="Titolo7"/>
+    <w:basedOn w:val="DefaultParagraphFont"/>
+    <w:link w:val="Heading7"/>
     <w:uiPriority w:val="9"/>
     <w:semiHidden/>
     <w:rsid w:val="001573D8"/>
@@ -1512,10 +1512,10 @@
       <w:color w:val="595959" w:themeColor="text1" w:themeTint="A6"/>
     </w:rPr>
   </w:style>
-  <w:style w:type="character" w:customStyle="1" w:styleId="Titolo8Carattere">
+  <w:style w:type="character" w:customStyle="1" w:styleId="Heading8Char">
     <w:name w:val="Titolo 8 Carattere"/>
-    <w:basedOn w:val="Carpredefinitoparagrafo"/>
-    <w:link w:val="Titolo8"/>
+    <w:basedOn w:val="DefaultParagraphFont"/>
+    <w:link w:val="Heading8"/>
     <w:uiPriority w:val="9"/>
     <w:semiHidden/>
     <w:rsid w:val="001573D8"/>
@@ -1526,10 +1526,10 @@
       <w:color w:val="272727" w:themeColor="text1" w:themeTint="D8"/>
     </w:rPr>
   </w:style>
-  <w:style w:type="character" w:customStyle="1" w:styleId="Titolo9Carattere">
+  <w:style w:type="character" w:customStyle="1" w:styleId="Heading9Char">
     <w:name w:val="Titolo 9 Carattere"/>
-    <w:basedOn w:val="Carpredefinitoparagrafo"/>
-    <w:link w:val="Titolo9"/>
+    <w:basedOn w:val="DefaultParagraphFont"/>
+    <w:link w:val="Heading9"/>
     <w:uiPriority w:val="9"/>
     <w:semiHidden/>
     <w:rsid w:val="001573D8"/>
@@ -1538,11 +1538,11 @@
       <w:color w:val="272727" w:themeColor="text1" w:themeTint="D8"/>
     </w:rPr>
   </w:style>
-  <w:style w:type="paragraph" w:styleId="Titolo">
+  <w:style w:type="paragraph" w:styleId="Title">
     <w:name w:val="Title"/>
-    <w:basedOn w:val="Normale"/>
-    <w:next w:val="Normale"/>
-    <w:link w:val="TitoloCarattere"/>
+    <w:basedOn w:val="Normal"/>
+    <w:next w:val="Normal"/>
+    <w:link w:val="TitleChar"/>
     <w:uiPriority w:val="10"/>
     <w:qFormat/>
     <w:rsid w:val="001573D8"/>
@@ -1558,10 +1558,10 @@
       <w:szCs w:val="56"/>
     </w:rPr>
   </w:style>
-  <w:style w:type="character" w:customStyle="1" w:styleId="TitoloCarattere">
+  <w:style w:type="character" w:customStyle="1" w:styleId="TitleChar">
     <w:name w:val="Titolo Carattere"/>
-    <w:basedOn w:val="Carpredefinitoparagrafo"/>
-    <w:link w:val="Titolo"/>
+    <w:basedOn w:val="DefaultParagraphFont"/>
+    <w:link w:val="Title"/>
     <w:uiPriority w:val="10"/>
     <w:rsid w:val="001573D8"/>
     <w:rPr>
@@ -1572,11 +1572,11 @@
       <w:szCs w:val="56"/>
     </w:rPr>
   </w:style>
-  <w:style w:type="paragraph" w:styleId="Sottotitolo">
+  <w:style w:type="paragraph" w:styleId="Subtitle">
     <w:name w:val="Subtitle"/>
-    <w:basedOn w:val="Normale"/>
-    <w:next w:val="Normale"/>
-    <w:link w:val="SottotitoloCarattere"/>
+    <w:basedOn w:val="Normal"/>
+    <w:next w:val="Normal"/>
+    <w:link w:val="SubtitleChar"/>
     <w:uiPriority w:val="11"/>
     <w:qFormat/>
     <w:rsid w:val="001573D8"/>
@@ -1594,10 +1594,10 @@
       <w:szCs w:val="28"/>
     </w:rPr>
   </w:style>
-  <w:style w:type="character" w:customStyle="1" w:styleId="SottotitoloCarattere">
+  <w:style w:type="character" w:customStyle="1" w:styleId="SubtitleChar">
     <w:name w:val="Sottotitolo Carattere"/>
-    <w:basedOn w:val="Carpredefinitoparagrafo"/>
-    <w:link w:val="Sottotitolo"/>
+    <w:basedOn w:val="DefaultParagraphFont"/>
+    <w:link w:val="Subtitle"/>
     <w:uiPriority w:val="11"/>
     <w:rsid w:val="001573D8"/>
     <w:rPr>
@@ -1608,11 +1608,11 @@
       <w:szCs w:val="28"/>
     </w:rPr>
   </w:style>
-  <w:style w:type="paragraph" w:styleId="Citazione">
+  <w:style w:type="paragraph" w:styleId="Quote">
     <w:name w:val="Quote"/>
-    <w:basedOn w:val="Normale"/>
-    <w:next w:val="Normale"/>
-    <w:link w:val="CitazioneCarattere"/>
+    <w:basedOn w:val="Normal"/>
+    <w:next w:val="Normal"/>
+    <w:link w:val="QuoteChar"/>
     <w:uiPriority w:val="29"/>
     <w:qFormat/>
     <w:rsid w:val="001573D8"/>
@@ -1626,10 +1626,10 @@
       <w:color w:val="404040" w:themeColor="text1" w:themeTint="BF"/>
     </w:rPr>
   </w:style>
-  <w:style w:type="character" w:customStyle="1" w:styleId="CitazioneCarattere">
+  <w:style w:type="character" w:customStyle="1" w:styleId="QuoteChar">
     <w:name w:val="Citazione Carattere"/>
-    <w:basedOn w:val="Carpredefinitoparagrafo"/>
-    <w:link w:val="Citazione"/>
+    <w:basedOn w:val="DefaultParagraphFont"/>
+    <w:link w:val="Quote"/>
     <w:uiPriority w:val="29"/>
     <w:rsid w:val="001573D8"/>
     <w:rPr>
@@ -1638,9 +1638,9 @@
       <w:color w:val="404040" w:themeColor="text1" w:themeTint="BF"/>
     </w:rPr>
   </w:style>
-  <w:style w:type="paragraph" w:styleId="Paragrafoelenco">
+  <w:style w:type="paragraph" w:styleId="ListParagraph">
     <w:name w:val="List Paragraph"/>
-    <w:basedOn w:val="Normale"/>
+    <w:basedOn w:val="Normal"/>
     <w:uiPriority w:val="34"/>
     <w:qFormat/>
     <w:rsid w:val="001573D8"/>
@@ -1649,9 +1649,9 @@
       <w:contextualSpacing/>
     </w:pPr>
   </w:style>
-  <w:style w:type="character" w:styleId="Enfasiintensa">
+  <w:style w:type="character" w:styleId="IntenseEmphasis">
     <w:name w:val="Intense Emphasis"/>
-    <w:basedOn w:val="Carpredefinitoparagrafo"/>
+    <w:basedOn w:val="DefaultParagraphFont"/>
     <w:uiPriority w:val="21"/>
     <w:qFormat/>
     <w:rsid w:val="001573D8"/>
@@ -1661,11 +1661,11 @@
       <w:color w:val="0F4761" w:themeColor="accent1" w:themeShade="BF"/>
     </w:rPr>
   </w:style>
-  <w:style w:type="paragraph" w:styleId="Citazioneintensa">
+  <w:style w:type="paragraph" w:styleId="IntenseQuote">
     <w:name w:val="Intense Quote"/>
-    <w:basedOn w:val="Normale"/>
-    <w:next w:val="Normale"/>
-    <w:link w:val="CitazioneintensaCarattere"/>
+    <w:basedOn w:val="Normal"/>
+    <w:next w:val="Normal"/>
+    <w:link w:val="IntenseQuoteChar"/>
     <w:uiPriority w:val="30"/>
     <w:qFormat/>
     <w:rsid w:val="001573D8"/>
@@ -1684,10 +1684,10 @@
       <w:color w:val="0F4761" w:themeColor="accent1" w:themeShade="BF"/>
     </w:rPr>
   </w:style>
-  <w:style w:type="character" w:customStyle="1" w:styleId="CitazioneintensaCarattere">
+  <w:style w:type="character" w:customStyle="1" w:styleId="IntenseQuoteChar">
     <w:name w:val="Citazione intensa Carattere"/>
-    <w:basedOn w:val="Carpredefinitoparagrafo"/>
-    <w:link w:val="Citazioneintensa"/>
+    <w:basedOn w:val="DefaultParagraphFont"/>
+    <w:link w:val="IntenseQuote"/>
     <w:uiPriority w:val="30"/>
     <w:rsid w:val="001573D8"/>
     <w:rPr>
@@ -1696,9 +1696,9 @@
       <w:color w:val="0F4761" w:themeColor="accent1" w:themeShade="BF"/>
     </w:rPr>
   </w:style>
-  <w:style w:type="character" w:styleId="Riferimentointenso">
+  <w:style w:type="character" w:styleId="IntenseReference">
     <w:name w:val="Intense Reference"/>
-    <w:basedOn w:val="Carpredefinitoparagrafo"/>
+    <w:basedOn w:val="DefaultParagraphFont"/>
     <w:uiPriority w:val="32"/>
     <w:qFormat/>
     <w:rsid w:val="001573D8"/>

--- a/examples/08-comprehensive/output.docx
+++ b/examples/08-comprehensive/output.docx
@@ -1,6 +1,6 @@
 
 <file path=word/document.xml><?xml version="1.0" encoding="utf-8"?>
-<w:document xmlns:wp="http://schemas.openxmlformats.org/drawingml/2006/wordprocessingDrawing" xmlns:a="http://schemas.openxmlformats.org/drawingml/2006/main" xmlns:r="http://schemas.openxmlformats.org/officeDocument/2006/relationships" xmlns:w="http://schemas.openxmlformats.org/wordprocessingml/2006/main">
+<w:document xmlns:a="http://schemas.openxmlformats.org/drawingml/2006/main" xmlns:r="http://schemas.openxmlformats.org/officeDocument/2006/relationships" xmlns:w="http://schemas.openxmlformats.org/wordprocessingml/2006/main" xmlns:wp="http://schemas.openxmlformats.org/drawingml/2006/wordprocessingDrawing">
   <w:body>
     <w:p>
       <w:pPr>

--- a/examples/08-comprehensive/output.docx
+++ b/examples/08-comprehensive/output.docx
@@ -697,106 +697,184 @@
 
 <file path=word/numbering.xml><?xml version="1.0" encoding="utf-8"?>
 <w:numbering xmlns:w="http://schemas.openxmlformats.org/wordprocessingml/2006/main">
+  <w:abstractNum w:abstractNumId="0">
+    <w:nsid w:val="20000000"/>
+    <w:multiLevelType w:val="hybridMultilevel"/>
+    <w:tmpl w:val="40000000"/>
+    <w:lvl w:ilvl="0">
+      <w:start w:val="1"/>
+      <w:numFmt w:val="bullet"/>
+      <w:lvlText w:val="•"/>
+      <w:lvlJc w:val="left"/>
+      <w:pPr>
+        <w:ind w:left="720" w:hanging="360"/>
+      </w:pPr>
+    </w:lvl>
+    <w:lvl w:ilvl="1">
+      <w:start w:val="1"/>
+      <w:numFmt w:val="bullet"/>
+      <w:lvlText w:val="◦"/>
+      <w:lvlJc w:val="left"/>
+      <w:pPr>
+        <w:ind w:left="1440" w:hanging="360"/>
+      </w:pPr>
+    </w:lvl>
+    <w:lvl w:ilvl="2">
+      <w:start w:val="1"/>
+      <w:numFmt w:val="bullet"/>
+      <w:lvlText w:val="▪"/>
+      <w:lvlJc w:val="left"/>
+      <w:pPr>
+        <w:ind w:left="2160" w:hanging="360"/>
+      </w:pPr>
+    </w:lvl>
+    <w:lvl w:ilvl="3">
+      <w:start w:val="1"/>
+      <w:numFmt w:val="bullet"/>
+      <w:lvlText w:val="▫"/>
+      <w:lvlJc w:val="left"/>
+      <w:pPr>
+        <w:ind w:left="2880" w:hanging="360"/>
+      </w:pPr>
+    </w:lvl>
+    <w:lvl w:ilvl="4">
+      <w:start w:val="1"/>
+      <w:numFmt w:val="bullet"/>
+      <w:lvlText w:val="•"/>
+      <w:lvlJc w:val="left"/>
+      <w:pPr>
+        <w:ind w:left="3600" w:hanging="360"/>
+      </w:pPr>
+    </w:lvl>
+    <w:lvl w:ilvl="5">
+      <w:start w:val="1"/>
+      <w:numFmt w:val="bullet"/>
+      <w:lvlText w:val="◦"/>
+      <w:lvlJc w:val="left"/>
+      <w:pPr>
+        <w:ind w:left="4320" w:hanging="360"/>
+      </w:pPr>
+    </w:lvl>
+    <w:lvl w:ilvl="6">
+      <w:start w:val="1"/>
+      <w:numFmt w:val="bullet"/>
+      <w:lvlText w:val="▪"/>
+      <w:lvlJc w:val="left"/>
+      <w:pPr>
+        <w:ind w:left="5040" w:hanging="360"/>
+      </w:pPr>
+    </w:lvl>
+    <w:lvl w:ilvl="7">
+      <w:start w:val="1"/>
+      <w:numFmt w:val="bullet"/>
+      <w:lvlText w:val="▫"/>
+      <w:lvlJc w:val="left"/>
+      <w:pPr>
+        <w:ind w:left="5760" w:hanging="360"/>
+      </w:pPr>
+    </w:lvl>
+    <w:lvl w:ilvl="8">
+      <w:start w:val="1"/>
+      <w:numFmt w:val="bullet"/>
+      <w:lvlText w:val="•"/>
+      <w:lvlJc w:val="left"/>
+      <w:pPr>
+        <w:ind w:left="6480" w:hanging="360"/>
+      </w:pPr>
+    </w:lvl>
+  </w:abstractNum>
+  <w:abstractNum w:abstractNumId="1">
+    <w:nsid w:val="20000001"/>
+    <w:multiLevelType w:val="hybridMultilevel"/>
+    <w:tmpl w:val="40000001"/>
+    <w:lvl w:ilvl="0">
+      <w:start w:val="1"/>
+      <w:numFmt w:val="decimal"/>
+      <w:lvlText w:val="%1."/>
+      <w:lvlJc w:val="left"/>
+      <w:pPr>
+        <w:ind w:left="720" w:hanging="360"/>
+      </w:pPr>
+    </w:lvl>
+    <w:lvl w:ilvl="1">
+      <w:start w:val="1"/>
+      <w:numFmt w:val="decimal"/>
+      <w:lvlText w:val="%2."/>
+      <w:lvlJc w:val="left"/>
+      <w:pPr>
+        <w:ind w:left="1440" w:hanging="360"/>
+      </w:pPr>
+    </w:lvl>
+    <w:lvl w:ilvl="2">
+      <w:start w:val="1"/>
+      <w:numFmt w:val="decimal"/>
+      <w:lvlText w:val="%3."/>
+      <w:lvlJc w:val="left"/>
+      <w:pPr>
+        <w:ind w:left="2160" w:hanging="360"/>
+      </w:pPr>
+    </w:lvl>
+    <w:lvl w:ilvl="3">
+      <w:start w:val="1"/>
+      <w:numFmt w:val="decimal"/>
+      <w:lvlText w:val="%4."/>
+      <w:lvlJc w:val="left"/>
+      <w:pPr>
+        <w:ind w:left="2880" w:hanging="360"/>
+      </w:pPr>
+    </w:lvl>
+    <w:lvl w:ilvl="4">
+      <w:start w:val="1"/>
+      <w:numFmt w:val="decimal"/>
+      <w:lvlText w:val="%5."/>
+      <w:lvlJc w:val="left"/>
+      <w:pPr>
+        <w:ind w:left="3600" w:hanging="360"/>
+      </w:pPr>
+    </w:lvl>
+    <w:lvl w:ilvl="5">
+      <w:start w:val="1"/>
+      <w:numFmt w:val="decimal"/>
+      <w:lvlText w:val="%6."/>
+      <w:lvlJc w:val="left"/>
+      <w:pPr>
+        <w:ind w:left="4320" w:hanging="360"/>
+      </w:pPr>
+    </w:lvl>
+    <w:lvl w:ilvl="6">
+      <w:start w:val="1"/>
+      <w:numFmt w:val="decimal"/>
+      <w:lvlText w:val="%7."/>
+      <w:lvlJc w:val="left"/>
+      <w:pPr>
+        <w:ind w:left="5040" w:hanging="360"/>
+      </w:pPr>
+    </w:lvl>
+    <w:lvl w:ilvl="7">
+      <w:start w:val="1"/>
+      <w:numFmt w:val="decimal"/>
+      <w:lvlText w:val="%8."/>
+      <w:lvlJc w:val="left"/>
+      <w:pPr>
+        <w:ind w:left="5760" w:hanging="360"/>
+      </w:pPr>
+    </w:lvl>
+    <w:lvl w:ilvl="8">
+      <w:start w:val="1"/>
+      <w:numFmt w:val="decimal"/>
+      <w:lvlText w:val="%9."/>
+      <w:lvlJc w:val="left"/>
+      <w:pPr>
+        <w:ind w:left="6480" w:hanging="360"/>
+      </w:pPr>
+    </w:lvl>
+  </w:abstractNum>
   <w:num w:numId="1">
     <w:abstractNumId w:val="0"/>
   </w:num>
   <w:num w:numId="2">
     <w:abstractNumId w:val="1"/>
   </w:num>
-  <w:abstractNum w:abstractNumId="0">
-    <w:lvl w:ilvl="0">
-      <w:numFmt w:val="bullet"/>
-      <w:lvlText w:val="•"/>
-      <w:start w:val="1"/>
-    </w:lvl>
-    <w:lvl w:ilvl="1">
-      <w:numFmt w:val="bullet"/>
-      <w:lvlText w:val="◦"/>
-      <w:start w:val="1"/>
-    </w:lvl>
-    <w:lvl w:ilvl="2">
-      <w:numFmt w:val="bullet"/>
-      <w:lvlText w:val="▪"/>
-      <w:start w:val="1"/>
-    </w:lvl>
-    <w:lvl w:ilvl="3">
-      <w:numFmt w:val="bullet"/>
-      <w:lvlText w:val="▫"/>
-      <w:start w:val="1"/>
-    </w:lvl>
-    <w:lvl w:ilvl="4">
-      <w:numFmt w:val="bullet"/>
-      <w:lvlText w:val="•"/>
-      <w:start w:val="1"/>
-    </w:lvl>
-    <w:lvl w:ilvl="5">
-      <w:numFmt w:val="bullet"/>
-      <w:lvlText w:val="◦"/>
-      <w:start w:val="1"/>
-    </w:lvl>
-    <w:lvl w:ilvl="6">
-      <w:numFmt w:val="bullet"/>
-      <w:lvlText w:val="▪"/>
-      <w:start w:val="1"/>
-    </w:lvl>
-    <w:lvl w:ilvl="7">
-      <w:numFmt w:val="bullet"/>
-      <w:lvlText w:val="▫"/>
-      <w:start w:val="1"/>
-    </w:lvl>
-    <w:lvl w:ilvl="8">
-      <w:numFmt w:val="bullet"/>
-      <w:lvlText w:val="•"/>
-      <w:start w:val="1"/>
-    </w:lvl>
-  </w:abstractNum>
-  <w:abstractNum w:abstractNumId="1">
-    <w:lvl w:ilvl="0">
-      <w:numFmt w:val="decimal"/>
-      <w:lvlText w:val="%1."/>
-      <w:start w:val="1"/>
-    </w:lvl>
-    <w:lvl w:ilvl="1">
-      <w:numFmt w:val="decimal"/>
-      <w:lvlText w:val="%2."/>
-      <w:start w:val="1"/>
-    </w:lvl>
-    <w:lvl w:ilvl="2">
-      <w:numFmt w:val="decimal"/>
-      <w:lvlText w:val="%3."/>
-      <w:start w:val="1"/>
-    </w:lvl>
-    <w:lvl w:ilvl="3">
-      <w:numFmt w:val="decimal"/>
-      <w:lvlText w:val="%4."/>
-      <w:start w:val="1"/>
-    </w:lvl>
-    <w:lvl w:ilvl="4">
-      <w:numFmt w:val="decimal"/>
-      <w:lvlText w:val="%5."/>
-      <w:start w:val="1"/>
-    </w:lvl>
-    <w:lvl w:ilvl="5">
-      <w:numFmt w:val="decimal"/>
-      <w:lvlText w:val="%6."/>
-      <w:start w:val="1"/>
-    </w:lvl>
-    <w:lvl w:ilvl="6">
-      <w:numFmt w:val="decimal"/>
-      <w:lvlText w:val="%7."/>
-      <w:start w:val="1"/>
-    </w:lvl>
-    <w:lvl w:ilvl="7">
-      <w:numFmt w:val="decimal"/>
-      <w:lvlText w:val="%8."/>
-      <w:start w:val="1"/>
-    </w:lvl>
-    <w:lvl w:ilvl="8">
-      <w:numFmt w:val="decimal"/>
-      <w:lvlText w:val="%9."/>
-      <w:start w:val="1"/>
-    </w:lvl>
-  </w:abstractNum>
 </w:numbering>
 </file>
 
